--- a/amep/term3-2026/session-plans/AMEP_Term3_2026_Week_07_Lesson_Plan.docx
+++ b/amep/term3-2026/session-plans/AMEP_Term3_2026_Week_07_Lesson_Plan.docx
@@ -2735,7 +2735,7 @@
                 <w:sz w:val="18"/>
                 <w:szCs w:val="18"/>
               </w:rPr>
-              <w:t xml:space="preserve">CERT 2 Task C ‘First aid instructions’ and CERT 3 Task C ‘A heavy load’</w:t>
+              <w:t xml:space="preserve">CERT 2 Task C ‘First aid instructions’ and CERT 3 Task C ‘Listen to instructions’ (the ‘A heavy load’ recording)</w:t>
             </w:r>
           </w:p>
           <w:p>
